--- a/docs/04-lifecycle-and-architecture.docx
+++ b/docs/04-lifecycle-and-architecture.docx
@@ -51,7 +51,7 @@
     </w:p>
     <w:p>
       <w:r>
-        <w:t>Спринт 3: Система верификации, собственная система оплаты заказов на платформе</w:t>
+        <w:t>Спринт 3: Отзывы и жалобы, оплата заказов с удержанием средств на внутреннем счёте</w:t>
       </w:r>
     </w:p>
     <w:p/>

--- a/docs/04-lifecycle-and-architecture.docx
+++ b/docs/04-lifecycle-and-architecture.docx
@@ -96,7 +96,7 @@
     </w:p>
     <w:p>
       <w:r>
-        <w:t>Модуль уведомлений: Отправляет уведомления о новых откликах, сообщениях и статусе оплаты. Взаимодействует с модулем просмотра откликов, модулем сообщений и модулем оплаты</w:t>
+        <w:t>Модуль уведомлений: Отправляет уведомления о новых откликах, сообщениях, статусе оплаты и новых заказах в категориях, на которые подписан фрилансер. Взаимодействует с модулем просмотра откликов, модулем сообщений, модулем оплаты и модулем поиска заказов</w:t>
       </w:r>
     </w:p>
     <w:p>

--- a/docs/04-lifecycle-and-architecture.docx
+++ b/docs/04-lifecycle-and-architecture.docx
@@ -76,7 +76,7 @@
     </w:p>
     <w:p>
       <w:r>
-        <w:t>Модуль регистрации и авторизации: Позволяет раздельный вход для фрилансеров и заказчиков</w:t>
+        <w:t>Модуль регистрации и авторизации: Позволяет раздельный вход для фрилансеров и заказчиков, создание и редактирование профиля фрилансера, портфолио и карточек услуг</w:t>
       </w:r>
     </w:p>
     <w:p>
@@ -107,7 +107,7 @@
         </w:rPr>
       </w:pPr>
       <w:r>
-        <w:t>Модуль создания заказа: Позволяет заказчику создать заказ</w:t>
+        <w:t>Модуль создания заказов: Позволяет заказчику создать заказ с описанием, бюджетом и сроком выполнения</w:t>
       </w:r>
     </w:p>
     <w:p>
